--- a/docs/蒙德胜利点.docx
+++ b/docs/蒙德胜利点.docx
@@ -31,7 +31,1184 @@
         <w:rPr>
           <w:rFonts w:hint="eastAsia"/>
         </w:rPr>
-        <w:t>），</w:t>
+        <w:t>）</w:t>
+      </w:r>
+      <w:r>
+        <w:rPr>
+          <w:rFonts w:hint="eastAsia"/>
+        </w:rPr>
+        <w:t>.</w:t>
+      </w:r>
+      <w:r>
+        <w:rPr>
+          <w:rFonts w:hint="eastAsia"/>
+        </w:rPr>
+        <w:t>3643</w:t>
+      </w:r>
+      <w:r>
+        <w:rPr>
+          <w:rFonts w:hint="eastAsia"/>
+        </w:rPr>
+        <w:t>鹰之门</w:t>
+      </w:r>
+      <w:r>
+        <w:rPr>
+          <w:rFonts w:hint="eastAsia"/>
+        </w:rPr>
+        <w:t>（</w:t>
+      </w:r>
+      <w:r>
+        <w:rPr>
+          <w:rFonts w:hint="eastAsia"/>
+        </w:rPr>
+        <w:t>15</w:t>
+      </w:r>
+      <w:r>
+        <w:rPr>
+          <w:rFonts w:hint="eastAsia"/>
+        </w:rPr>
+        <w:t>）</w:t>
+      </w:r>
+      <w:r>
+        <w:rPr>
+          <w:rFonts w:hint="eastAsia"/>
+        </w:rPr>
+        <w:t>.</w:t>
+      </w:r>
+      <w:r>
+        <w:rPr>
+          <w:rFonts w:hint="eastAsia"/>
+        </w:rPr>
+        <w:t>352</w:t>
+      </w:r>
+      <w:r>
+        <w:rPr>
+          <w:rFonts w:hint="eastAsia"/>
+        </w:rPr>
+        <w:t>无相之雷</w:t>
+      </w:r>
+      <w:r>
+        <w:rPr>
+          <w:rFonts w:hint="eastAsia"/>
+        </w:rPr>
+        <w:t>（</w:t>
+      </w:r>
+      <w:r>
+        <w:rPr>
+          <w:rFonts w:hint="eastAsia"/>
+        </w:rPr>
+        <w:t>20</w:t>
+      </w:r>
+      <w:r>
+        <w:rPr>
+          <w:rFonts w:hint="eastAsia"/>
+        </w:rPr>
+        <w:t>）</w:t>
+      </w:r>
+      <w:r>
+        <w:rPr>
+          <w:rFonts w:hint="eastAsia"/>
+        </w:rPr>
+        <w:t>.</w:t>
+      </w:r>
+      <w:r>
+        <w:rPr>
+          <w:rFonts w:hint="eastAsia"/>
+        </w:rPr>
+        <w:t>1306</w:t>
+      </w:r>
+      <w:r>
+        <w:rPr>
+          <w:rFonts w:hint="eastAsia"/>
+        </w:rPr>
+        <w:t>南风之狮</w:t>
+      </w:r>
+      <w:r>
+        <w:rPr>
+          <w:rFonts w:hint="eastAsia"/>
+        </w:rPr>
+        <w:t>的庙宇</w:t>
+      </w:r>
+      <w:r>
+        <w:rPr>
+          <w:rFonts w:hint="eastAsia"/>
+        </w:rPr>
+        <w:t>（</w:t>
+      </w:r>
+      <w:r>
+        <w:rPr>
+          <w:rFonts w:hint="eastAsia"/>
+        </w:rPr>
+        <w:t>15</w:t>
+      </w:r>
+      <w:r>
+        <w:rPr>
+          <w:rFonts w:hint="eastAsia"/>
+        </w:rPr>
+        <w:t>）</w:t>
+      </w:r>
+      <w:r>
+        <w:rPr>
+          <w:rFonts w:hint="eastAsia"/>
+        </w:rPr>
+        <w:t>.</w:t>
+      </w:r>
+      <w:r>
+        <w:rPr>
+          <w:rFonts w:hint="eastAsia"/>
+        </w:rPr>
+        <w:t>1252</w:t>
+      </w:r>
+      <w:r>
+        <w:rPr>
+          <w:rFonts w:hint="eastAsia"/>
+        </w:rPr>
+        <w:t>西风之鹰的庙宇</w:t>
+      </w:r>
+      <w:r>
+        <w:rPr>
+          <w:rFonts w:hint="eastAsia"/>
+        </w:rPr>
+        <w:t>（</w:t>
+      </w:r>
+      <w:r>
+        <w:rPr>
+          <w:rFonts w:hint="eastAsia"/>
+        </w:rPr>
+        <w:t>15</w:t>
+      </w:r>
+      <w:r>
+        <w:rPr>
+          <w:rFonts w:hint="eastAsia"/>
+        </w:rPr>
+        <w:t>）</w:t>
+      </w:r>
+      <w:r>
+        <w:rPr>
+          <w:rFonts w:hint="eastAsia"/>
+        </w:rPr>
+        <w:t>.</w:t>
+      </w:r>
+      <w:r>
+        <w:rPr>
+          <w:rFonts w:hint="eastAsia"/>
+        </w:rPr>
+        <w:t>3588</w:t>
+      </w:r>
+      <w:r>
+        <w:rPr>
+          <w:rFonts w:hint="eastAsia"/>
+        </w:rPr>
+        <w:t>忘却之峡</w:t>
+      </w:r>
+      <w:r>
+        <w:rPr>
+          <w:rFonts w:hint="eastAsia"/>
+        </w:rPr>
+        <w:t>（</w:t>
+      </w:r>
+      <w:r>
+        <w:rPr>
+          <w:rFonts w:hint="eastAsia"/>
+        </w:rPr>
+        <w:t>15</w:t>
+      </w:r>
+      <w:r>
+        <w:rPr>
+          <w:rFonts w:hint="eastAsia"/>
+        </w:rPr>
+        <w:t>）</w:t>
+      </w:r>
+      <w:r>
+        <w:rPr>
+          <w:rFonts w:hint="eastAsia"/>
+        </w:rPr>
+        <w:t>.</w:t>
+      </w:r>
+      <w:r>
+        <w:rPr>
+          <w:rFonts w:hint="eastAsia"/>
+        </w:rPr>
+        <w:t>1</w:t>
+      </w:r>
+      <w:r>
+        <w:rPr>
+          <w:rFonts w:hint="eastAsia"/>
+        </w:rPr>
+        <w:t>535</w:t>
+      </w:r>
+      <w:r>
+        <w:rPr>
+          <w:rFonts w:hint="eastAsia"/>
+        </w:rPr>
+        <w:t>铭记之谷</w:t>
+      </w:r>
+      <w:r>
+        <w:rPr>
+          <w:rFonts w:hint="eastAsia"/>
+        </w:rPr>
+        <w:t>（</w:t>
+      </w:r>
+      <w:r>
+        <w:rPr>
+          <w:rFonts w:hint="eastAsia"/>
+        </w:rPr>
+        <w:t>15</w:t>
+      </w:r>
+      <w:r>
+        <w:rPr>
+          <w:rFonts w:hint="eastAsia"/>
+        </w:rPr>
+        <w:t>）</w:t>
+      </w:r>
+      <w:r>
+        <w:rPr>
+          <w:rFonts w:hint="eastAsia"/>
+        </w:rPr>
+        <w:t>.</w:t>
+      </w:r>
+      <w:r>
+        <w:rPr>
+          <w:rFonts w:hint="eastAsia"/>
+        </w:rPr>
+        <w:t>473</w:t>
+      </w:r>
+      <w:r>
+        <w:rPr>
+          <w:rFonts w:hint="eastAsia"/>
+        </w:rPr>
+        <w:t>晨曦酒庄（</w:t>
+      </w:r>
+      <w:r>
+        <w:rPr>
+          <w:rFonts w:hint="eastAsia"/>
+        </w:rPr>
+        <w:t>25</w:t>
+      </w:r>
+      <w:r>
+        <w:rPr>
+          <w:rFonts w:hint="eastAsia"/>
+        </w:rPr>
+        <w:t>）</w:t>
+      </w:r>
+      <w:r>
+        <w:rPr>
+          <w:rFonts w:hint="eastAsia"/>
+        </w:rPr>
+        <w:t>.</w:t>
+      </w:r>
+      <w:r>
+        <w:rPr>
+          <w:rFonts w:hint="eastAsia"/>
+        </w:rPr>
+        <w:t>3539</w:t>
+      </w:r>
+      <w:r>
+        <w:rPr>
+          <w:rFonts w:hint="eastAsia"/>
+        </w:rPr>
+        <w:t>苍风高地神像</w:t>
+      </w:r>
+      <w:r>
+        <w:rPr>
+          <w:rFonts w:hint="eastAsia"/>
+        </w:rPr>
+        <w:t>（</w:t>
+      </w:r>
+      <w:r>
+        <w:rPr>
+          <w:rFonts w:hint="eastAsia"/>
+        </w:rPr>
+        <w:t>2</w:t>
+      </w:r>
+      <w:r>
+        <w:rPr>
+          <w:rFonts w:hint="eastAsia"/>
+        </w:rPr>
+        <w:t>0</w:t>
+      </w:r>
+      <w:r>
+        <w:rPr>
+          <w:rFonts w:hint="eastAsia"/>
+        </w:rPr>
+        <w:t>）</w:t>
+      </w:r>
+      <w:r>
+        <w:rPr>
+          <w:rFonts w:hint="eastAsia"/>
+        </w:rPr>
+        <w:t>.</w:t>
+      </w:r>
+      <w:r>
+        <w:rPr>
+          <w:rFonts w:hint="eastAsia"/>
+        </w:rPr>
+        <w:t>733</w:t>
+      </w:r>
+      <w:r>
+        <w:rPr>
+          <w:rFonts w:hint="eastAsia"/>
+        </w:rPr>
+        <w:t>塞西莉亚苗圃</w:t>
+      </w:r>
+      <w:r>
+        <w:rPr>
+          <w:rFonts w:hint="eastAsia"/>
+        </w:rPr>
+        <w:t>（</w:t>
+      </w:r>
+      <w:r>
+        <w:rPr>
+          <w:rFonts w:hint="eastAsia"/>
+        </w:rPr>
+        <w:t>15</w:t>
+      </w:r>
+      <w:r>
+        <w:rPr>
+          <w:rFonts w:hint="eastAsia"/>
+        </w:rPr>
+        <w:t>）</w:t>
+      </w:r>
+      <w:r>
+        <w:rPr>
+          <w:rFonts w:hint="eastAsia"/>
+        </w:rPr>
+        <w:t>.</w:t>
+      </w:r>
+      <w:r>
+        <w:rPr>
+          <w:rFonts w:hint="eastAsia"/>
+        </w:rPr>
+        <w:t>1334</w:t>
+      </w:r>
+      <w:r>
+        <w:rPr>
+          <w:rFonts w:hint="eastAsia"/>
+        </w:rPr>
+        <w:t>无相之风</w:t>
+      </w:r>
+      <w:r>
+        <w:rPr>
+          <w:rFonts w:hint="eastAsia"/>
+        </w:rPr>
+        <w:t>（</w:t>
+      </w:r>
+      <w:r>
+        <w:rPr>
+          <w:rFonts w:hint="eastAsia"/>
+        </w:rPr>
+        <w:t>20</w:t>
+      </w:r>
+      <w:r>
+        <w:rPr>
+          <w:rFonts w:hint="eastAsia"/>
+        </w:rPr>
+        <w:t>）</w:t>
+      </w:r>
+      <w:r>
+        <w:rPr>
+          <w:rFonts w:hint="eastAsia"/>
+        </w:rPr>
+        <w:t>.</w:t>
+      </w:r>
+      <w:r>
+        <w:rPr>
+          <w:rFonts w:hint="eastAsia"/>
+        </w:rPr>
+        <w:t>288</w:t>
+      </w:r>
+      <w:r>
+        <w:rPr>
+          <w:rFonts w:hint="eastAsia"/>
+        </w:rPr>
+        <w:t>仲夏庭园</w:t>
+      </w:r>
+      <w:r>
+        <w:rPr>
+          <w:rFonts w:hint="eastAsia"/>
+        </w:rPr>
+        <w:t>（</w:t>
+      </w:r>
+      <w:r>
+        <w:rPr>
+          <w:rFonts w:hint="eastAsia"/>
+        </w:rPr>
+        <w:t>15</w:t>
+      </w:r>
+      <w:r>
+        <w:rPr>
+          <w:rFonts w:hint="eastAsia"/>
+        </w:rPr>
+        <w:t>）</w:t>
+      </w:r>
+      <w:r>
+        <w:rPr>
+          <w:rFonts w:hint="eastAsia"/>
+        </w:rPr>
+        <w:t>.</w:t>
+      </w:r>
+      <w:r>
+        <w:rPr>
+          <w:rFonts w:hint="eastAsia"/>
+        </w:rPr>
+        <w:t>3383</w:t>
+      </w:r>
+      <w:r>
+        <w:rPr>
+          <w:rFonts w:hint="eastAsia"/>
+        </w:rPr>
+        <w:t>风龙废墟神像</w:t>
+      </w:r>
+      <w:r>
+        <w:rPr>
+          <w:rFonts w:hint="eastAsia"/>
+        </w:rPr>
+        <w:t>（</w:t>
+      </w:r>
+      <w:r>
+        <w:rPr>
+          <w:rFonts w:hint="eastAsia"/>
+        </w:rPr>
+        <w:t>20</w:t>
+      </w:r>
+      <w:r>
+        <w:rPr>
+          <w:rFonts w:hint="eastAsia"/>
+        </w:rPr>
+        <w:t>）</w:t>
+      </w:r>
+      <w:r>
+        <w:rPr>
+          <w:rFonts w:hint="eastAsia"/>
+        </w:rPr>
+        <w:t>.</w:t>
+      </w:r>
+      <w:r>
+        <w:rPr>
+          <w:rFonts w:hint="eastAsia"/>
+        </w:rPr>
+        <w:t>3515</w:t>
+      </w:r>
+      <w:r>
+        <w:rPr>
+          <w:rFonts w:hint="eastAsia"/>
+        </w:rPr>
+        <w:t>急冻树</w:t>
+      </w:r>
+      <w:r>
+        <w:rPr>
+          <w:rFonts w:hint="eastAsia"/>
+        </w:rPr>
+        <w:t>（</w:t>
+      </w:r>
+      <w:r>
+        <w:rPr>
+          <w:rFonts w:hint="eastAsia"/>
+        </w:rPr>
+        <w:t>20</w:t>
+      </w:r>
+      <w:r>
+        <w:rPr>
+          <w:rFonts w:hint="eastAsia"/>
+        </w:rPr>
+        <w:t>）</w:t>
+      </w:r>
+      <w:r>
+        <w:rPr>
+          <w:rFonts w:hint="eastAsia"/>
+        </w:rPr>
+        <w:t>.2273</w:t>
+      </w:r>
+      <w:r>
+        <w:rPr>
+          <w:rFonts w:hint="eastAsia"/>
+        </w:rPr>
+        <w:t>北风之狼的庙宇</w:t>
+      </w:r>
+      <w:r>
+        <w:rPr>
+          <w:rFonts w:hint="eastAsia"/>
+        </w:rPr>
+        <w:t>（</w:t>
+      </w:r>
+      <w:r>
+        <w:rPr>
+          <w:rFonts w:hint="eastAsia"/>
+        </w:rPr>
+        <w:t>15</w:t>
+      </w:r>
+      <w:r>
+        <w:rPr>
+          <w:rFonts w:hint="eastAsia"/>
+        </w:rPr>
+        <w:t>）</w:t>
+      </w:r>
+      <w:r>
+        <w:rPr>
+          <w:rFonts w:hint="eastAsia"/>
+        </w:rPr>
+        <w:t>.</w:t>
+      </w:r>
+      <w:r>
+        <w:rPr>
+          <w:rFonts w:hint="eastAsia"/>
+        </w:rPr>
+        <w:t>34</w:t>
+      </w:r>
+      <w:r>
+        <w:rPr>
+          <w:rFonts w:hint="eastAsia"/>
+        </w:rPr>
+        <w:t>33</w:t>
+      </w:r>
+      <w:r>
+        <w:rPr>
+          <w:rFonts w:hint="eastAsia"/>
+        </w:rPr>
+        <w:t>西风大教堂</w:t>
+      </w:r>
+      <w:r>
+        <w:rPr>
+          <w:rFonts w:hint="eastAsia"/>
+        </w:rPr>
+        <w:t>（</w:t>
+      </w:r>
+      <w:r>
+        <w:rPr>
+          <w:rFonts w:hint="eastAsia"/>
+        </w:rPr>
+        <w:t>25</w:t>
+      </w:r>
+      <w:r>
+        <w:rPr>
+          <w:rFonts w:hint="eastAsia"/>
+        </w:rPr>
+        <w:t>）</w:t>
+      </w:r>
+      <w:r>
+        <w:rPr>
+          <w:rFonts w:hint="eastAsia"/>
+        </w:rPr>
+        <w:t>.</w:t>
+      </w:r>
+      <w:r>
+        <w:rPr>
+          <w:rFonts w:hint="eastAsia"/>
+        </w:rPr>
+        <w:t>3456</w:t>
+      </w:r>
+      <w:r>
+        <w:rPr>
+          <w:rFonts w:hint="eastAsia"/>
+        </w:rPr>
+        <w:t>蒙德城</w:t>
+      </w:r>
+      <w:r>
+        <w:rPr>
+          <w:rFonts w:hint="eastAsia"/>
+        </w:rPr>
+        <w:t>风神像</w:t>
+      </w:r>
+      <w:r>
+        <w:rPr>
+          <w:rFonts w:hint="eastAsia"/>
+        </w:rPr>
+        <w:t>（</w:t>
+      </w:r>
+      <w:r>
+        <w:rPr>
+          <w:rFonts w:hint="eastAsia"/>
+        </w:rPr>
+        <w:t>50</w:t>
+      </w:r>
+      <w:r>
+        <w:rPr>
+          <w:rFonts w:hint="eastAsia"/>
+        </w:rPr>
+        <w:t>）</w:t>
+      </w:r>
+      <w:r>
+        <w:rPr>
+          <w:rFonts w:hint="eastAsia"/>
+        </w:rPr>
+        <w:t>.</w:t>
+      </w:r>
+      <w:r>
+        <w:rPr>
+          <w:rFonts w:hint="eastAsia"/>
+        </w:rPr>
+        <w:t>1395</w:t>
+      </w:r>
+      <w:r>
+        <w:rPr>
+          <w:rFonts w:hint="eastAsia"/>
+        </w:rPr>
+        <w:t>蒙德大桥</w:t>
+      </w:r>
+      <w:r>
+        <w:rPr>
+          <w:rFonts w:hint="eastAsia"/>
+        </w:rPr>
+        <w:t>（</w:t>
+      </w:r>
+      <w:r>
+        <w:rPr>
+          <w:rFonts w:hint="eastAsia"/>
+        </w:rPr>
+        <w:t>1</w:t>
+      </w:r>
+      <w:r>
+        <w:rPr>
+          <w:rFonts w:hint="eastAsia"/>
+        </w:rPr>
+        <w:t>5</w:t>
+      </w:r>
+      <w:r>
+        <w:rPr>
+          <w:rFonts w:hint="eastAsia"/>
+        </w:rPr>
+        <w:t>）</w:t>
+      </w:r>
+      <w:r>
+        <w:rPr>
+          <w:rFonts w:hint="eastAsia"/>
+        </w:rPr>
+        <w:t>.</w:t>
+      </w:r>
+      <w:r>
+        <w:rPr>
+          <w:rFonts w:hint="eastAsia"/>
+        </w:rPr>
+        <w:t>292</w:t>
+      </w:r>
+      <w:r>
+        <w:rPr>
+          <w:rFonts w:hint="eastAsia"/>
+        </w:rPr>
+        <w:t>喷泉广场</w:t>
+      </w:r>
+      <w:r>
+        <w:rPr>
+          <w:rFonts w:hint="eastAsia"/>
+        </w:rPr>
+        <w:t>（</w:t>
+      </w:r>
+      <w:r>
+        <w:rPr>
+          <w:rFonts w:hint="eastAsia"/>
+        </w:rPr>
+        <w:t>10</w:t>
+      </w:r>
+      <w:r>
+        <w:rPr>
+          <w:rFonts w:hint="eastAsia"/>
+        </w:rPr>
+        <w:t>）</w:t>
+      </w:r>
+      <w:r>
+        <w:rPr>
+          <w:rFonts w:hint="eastAsia"/>
+        </w:rPr>
+        <w:t>.</w:t>
+      </w:r>
+      <w:r>
+        <w:rPr>
+          <w:rFonts w:hint="eastAsia"/>
+        </w:rPr>
+        <w:t>3481</w:t>
+      </w:r>
+      <w:r>
+        <w:rPr>
+          <w:rFonts w:hint="eastAsia"/>
+        </w:rPr>
+        <w:t>西风骑士团总部</w:t>
+      </w:r>
+      <w:r>
+        <w:rPr>
+          <w:rFonts w:hint="eastAsia"/>
+        </w:rPr>
+        <w:t>（</w:t>
+      </w:r>
+      <w:r>
+        <w:rPr>
+          <w:rFonts w:hint="eastAsia"/>
+        </w:rPr>
+        <w:t>50</w:t>
+      </w:r>
+      <w:r>
+        <w:rPr>
+          <w:rFonts w:hint="eastAsia"/>
+        </w:rPr>
+        <w:t>，首都</w:t>
+      </w:r>
+      <w:r>
+        <w:rPr>
+          <w:rFonts w:hint="eastAsia"/>
+        </w:rPr>
+        <w:t>）</w:t>
+      </w:r>
+      <w:r>
+        <w:rPr>
+          <w:rFonts w:hint="eastAsia"/>
+        </w:rPr>
+        <w:t>.</w:t>
+      </w:r>
+      <w:r>
+        <w:rPr>
+          <w:rFonts w:hint="eastAsia"/>
+        </w:rPr>
+        <w:t>3441</w:t>
+      </w:r>
+      <w:r>
+        <w:rPr>
+          <w:rFonts w:hint="eastAsia"/>
+        </w:rPr>
+        <w:t>天使的馈赠</w:t>
+      </w:r>
+      <w:r>
+        <w:rPr>
+          <w:rFonts w:hint="eastAsia"/>
+        </w:rPr>
+        <w:t>（</w:t>
+      </w:r>
+      <w:r>
+        <w:rPr>
+          <w:rFonts w:hint="eastAsia"/>
+        </w:rPr>
+        <w:t>15</w:t>
+      </w:r>
+      <w:r>
+        <w:rPr>
+          <w:rFonts w:hint="eastAsia"/>
+        </w:rPr>
+        <w:t>）</w:t>
+      </w:r>
+      <w:r>
+        <w:rPr>
+          <w:rFonts w:hint="eastAsia"/>
+        </w:rPr>
+        <w:t>.</w:t>
+      </w:r>
+      <w:r>
+        <w:rPr>
+          <w:rFonts w:hint="eastAsia"/>
+        </w:rPr>
+        <w:t>3485</w:t>
+      </w:r>
+      <w:r>
+        <w:rPr>
+          <w:rFonts w:hint="eastAsia"/>
+        </w:rPr>
+        <w:t>舒茨铁铺</w:t>
+      </w:r>
+      <w:r>
+        <w:rPr>
+          <w:rFonts w:hint="eastAsia"/>
+        </w:rPr>
+        <w:t>（</w:t>
+      </w:r>
+      <w:r>
+        <w:rPr>
+          <w:rFonts w:hint="eastAsia"/>
+        </w:rPr>
+        <w:t>10</w:t>
+      </w:r>
+      <w:r>
+        <w:rPr>
+          <w:rFonts w:hint="eastAsia"/>
+        </w:rPr>
+        <w:t>）</w:t>
+      </w:r>
+      <w:r>
+        <w:rPr>
+          <w:rFonts w:hint="eastAsia"/>
+        </w:rPr>
+        <w:t>.</w:t>
+      </w:r>
+      <w:r>
+        <w:rPr>
+          <w:rFonts w:hint="eastAsia"/>
+        </w:rPr>
+        <w:t>1960</w:t>
+      </w:r>
+      <w:r>
+        <w:rPr>
+          <w:rFonts w:hint="eastAsia"/>
+        </w:rPr>
+        <w:t>阿卡狄亚遗迹</w:t>
+      </w:r>
+      <w:r>
+        <w:rPr>
+          <w:rFonts w:hint="eastAsia"/>
+        </w:rPr>
+        <w:t>（</w:t>
+      </w:r>
+      <w:r>
+        <w:rPr>
+          <w:rFonts w:hint="eastAsia"/>
+        </w:rPr>
+        <w:t>15</w:t>
+      </w:r>
+      <w:r>
+        <w:rPr>
+          <w:rFonts w:hint="eastAsia"/>
+        </w:rPr>
+        <w:t>）</w:t>
+      </w:r>
+      <w:r>
+        <w:rPr>
+          <w:rFonts w:hint="eastAsia"/>
+        </w:rPr>
+        <w:t>.</w:t>
+      </w:r>
+      <w:r>
+        <w:rPr>
+          <w:rFonts w:hint="eastAsia"/>
+        </w:rPr>
+        <w:t>1930</w:t>
+      </w:r>
+      <w:r>
+        <w:rPr>
+          <w:rFonts w:hint="eastAsia"/>
+        </w:rPr>
+        <w:t>风车镇</w:t>
+      </w:r>
+      <w:r>
+        <w:rPr>
+          <w:rFonts w:hint="eastAsia"/>
+        </w:rPr>
+        <w:t>（</w:t>
+      </w:r>
+      <w:r>
+        <w:rPr>
+          <w:rFonts w:hint="eastAsia"/>
+        </w:rPr>
+        <w:t>2</w:t>
+      </w:r>
+      <w:r>
+        <w:rPr>
+          <w:rFonts w:hint="eastAsia"/>
+        </w:rPr>
+        <w:t>5</w:t>
+      </w:r>
+      <w:r>
+        <w:rPr>
+          <w:rFonts w:hint="eastAsia"/>
+        </w:rPr>
+        <w:t>）</w:t>
+      </w:r>
+      <w:r>
+        <w:rPr>
+          <w:rFonts w:hint="eastAsia"/>
+        </w:rPr>
+        <w:t>.</w:t>
+      </w:r>
+      <w:r>
+        <w:rPr>
+          <w:rFonts w:hint="eastAsia"/>
+        </w:rPr>
+        <w:t>3296</w:t>
+      </w:r>
+      <w:r>
+        <w:rPr>
+          <w:rFonts w:hint="eastAsia"/>
+        </w:rPr>
+        <w:t>风息山神像</w:t>
+      </w:r>
+      <w:r>
+        <w:rPr>
+          <w:rFonts w:hint="eastAsia"/>
+        </w:rPr>
+        <w:t>（</w:t>
+      </w:r>
+      <w:r>
+        <w:rPr>
+          <w:rFonts w:hint="eastAsia"/>
+        </w:rPr>
+        <w:t>20</w:t>
+      </w:r>
+      <w:r>
+        <w:rPr>
+          <w:rFonts w:hint="eastAsia"/>
+        </w:rPr>
+        <w:t>）</w:t>
+      </w:r>
+      <w:r>
+        <w:rPr>
+          <w:rFonts w:hint="eastAsia"/>
+        </w:rPr>
+        <w:t>.</w:t>
+      </w:r>
+      <w:r>
+        <w:rPr>
+          <w:rFonts w:hint="eastAsia"/>
+        </w:rPr>
+        <w:t>1560</w:t>
+      </w:r>
+      <w:r>
+        <w:rPr>
+          <w:rFonts w:hint="eastAsia"/>
+        </w:rPr>
+        <w:t>山风的荆冕</w:t>
+      </w:r>
+      <w:r>
+        <w:rPr>
+          <w:rFonts w:hint="eastAsia"/>
+        </w:rPr>
+        <w:t>（</w:t>
+      </w:r>
+      <w:r>
+        <w:rPr>
+          <w:rFonts w:hint="eastAsia"/>
+        </w:rPr>
+        <w:t>15</w:t>
+      </w:r>
+      <w:r>
+        <w:rPr>
+          <w:rFonts w:hint="eastAsia"/>
+        </w:rPr>
+        <w:t>）</w:t>
+      </w:r>
+      <w:r>
+        <w:rPr>
+          <w:rFonts w:hint="eastAsia"/>
+        </w:rPr>
+        <w:t>.</w:t>
+      </w:r>
+      <w:r>
+        <w:rPr>
+          <w:rFonts w:hint="eastAsia"/>
+        </w:rPr>
+        <w:t>919</w:t>
+      </w:r>
+      <w:r>
+        <w:rPr>
+          <w:rFonts w:hint="eastAsia"/>
+        </w:rPr>
+        <w:t>西风骑士团遗迹</w:t>
+      </w:r>
+      <w:r>
+        <w:rPr>
+          <w:rFonts w:hint="eastAsia"/>
+        </w:rPr>
+        <w:t>（</w:t>
+      </w:r>
+      <w:r>
+        <w:rPr>
+          <w:rFonts w:hint="eastAsia"/>
+        </w:rPr>
+        <w:t>1</w:t>
+      </w:r>
+      <w:r>
+        <w:rPr>
+          <w:rFonts w:hint="eastAsia"/>
+        </w:rPr>
+        <w:t>0</w:t>
+      </w:r>
+      <w:r>
+        <w:rPr>
+          <w:rFonts w:hint="eastAsia"/>
+        </w:rPr>
+        <w:t>）</w:t>
+      </w:r>
+      <w:r>
+        <w:rPr>
+          <w:rFonts w:hint="eastAsia"/>
+        </w:rPr>
+        <w:t>.</w:t>
+      </w:r>
+      <w:r>
+        <w:rPr>
+          <w:rFonts w:hint="eastAsia"/>
+        </w:rPr>
+        <w:t>3223</w:t>
+      </w:r>
+      <w:r>
+        <w:rPr>
+          <w:rFonts w:hint="eastAsia"/>
+        </w:rPr>
+        <w:t>疗养院旧址</w:t>
+      </w:r>
+      <w:r>
+        <w:rPr>
+          <w:rFonts w:hint="eastAsia"/>
+        </w:rPr>
+        <w:t>（</w:t>
+      </w:r>
+      <w:r>
+        <w:rPr>
+          <w:rFonts w:hint="eastAsia"/>
+        </w:rPr>
+        <w:t>1</w:t>
+      </w:r>
+      <w:r>
+        <w:rPr>
+          <w:rFonts w:hint="eastAsia"/>
+        </w:rPr>
+        <w:t>5</w:t>
+      </w:r>
+      <w:r>
+        <w:rPr>
+          <w:rFonts w:hint="eastAsia"/>
+        </w:rPr>
+        <w:t>）</w:t>
+      </w:r>
+      <w:r>
+        <w:rPr>
+          <w:rFonts w:hint="eastAsia"/>
+        </w:rPr>
+        <w:t>.</w:t>
+      </w:r>
+      <w:r>
+        <w:rPr>
+          <w:rFonts w:hint="eastAsia"/>
+        </w:rPr>
+        <w:t>1582</w:t>
+      </w:r>
+      <w:r>
+        <w:rPr>
+          <w:rFonts w:hint="eastAsia"/>
+        </w:rPr>
+        <w:t>守望者·堕天</w:t>
+      </w:r>
+      <w:r>
+        <w:rPr>
+          <w:rFonts w:hint="eastAsia"/>
+        </w:rPr>
+        <w:t>（</w:t>
+      </w:r>
+      <w:r>
+        <w:rPr>
+          <w:rFonts w:hint="eastAsia"/>
+        </w:rPr>
+        <w:t>20</w:t>
+      </w:r>
+      <w:r>
+        <w:rPr>
+          <w:rFonts w:hint="eastAsia"/>
+        </w:rPr>
+        <w:t>）</w:t>
+      </w:r>
+      <w:r>
+        <w:rPr>
+          <w:rFonts w:hint="eastAsia"/>
+        </w:rPr>
+        <w:t>.</w:t>
+      </w:r>
+      <w:r>
+        <w:rPr>
+          <w:rFonts w:hint="eastAsia"/>
+        </w:rPr>
+        <w:t>2294</w:t>
+      </w:r>
+      <w:r>
+        <w:rPr>
+          <w:rFonts w:hint="eastAsia"/>
+        </w:rPr>
+        <w:t>宗室密藏之地</w:t>
+      </w:r>
+      <w:r>
+        <w:rPr>
+          <w:rFonts w:hint="eastAsia"/>
+        </w:rPr>
+        <w:t>（</w:t>
+      </w:r>
+      <w:r>
+        <w:rPr>
+          <w:rFonts w:hint="eastAsia"/>
+        </w:rPr>
+        <w:t>1</w:t>
+      </w:r>
+      <w:r>
+        <w:rPr>
+          <w:rFonts w:hint="eastAsia"/>
+        </w:rPr>
+        <w:t>0</w:t>
+      </w:r>
+      <w:r>
+        <w:rPr>
+          <w:rFonts w:hint="eastAsia"/>
+        </w:rPr>
+        <w:t>）</w:t>
+      </w:r>
+      <w:r>
+        <w:rPr>
+          <w:rFonts w:hint="eastAsia"/>
+        </w:rPr>
+        <w:t>.</w:t>
+      </w:r>
+    </w:p>
+    <w:p>
+      <w:pPr>
+        <w:ind w:firstLine="560"/>
+      </w:pPr>
+      <w:r>
+        <w:rPr>
+          <w:rFonts w:hint="eastAsia"/>
+        </w:rPr>
+        <w:t>1570+484.</w:t>
+      </w:r>
+      <w:r>
+        <w:rPr>
+          <w:rFonts w:hint="eastAsia"/>
+        </w:rPr>
+        <w:t>1306,</w:t>
+      </w:r>
+      <w:r>
+        <w:rPr>
+          <w:rFonts w:hint="eastAsia"/>
+        </w:rPr>
+        <w:t>1960</w:t>
+      </w:r>
+      <w:r>
+        <w:rPr>
+          <w:rFonts w:hint="eastAsia"/>
+        </w:rPr>
+        <w:t>,3515</w:t>
+      </w:r>
+      <w:r>
+        <w:rPr>
+          <w:rFonts w:hint="eastAsia"/>
+        </w:rPr>
+        <w:t>+435.</w:t>
+      </w:r>
+      <w:r>
+        <w:rPr>
+          <w:rFonts w:hint="eastAsia"/>
+        </w:rPr>
+        <w:t>845+500.</w:t>
+      </w:r>
+    </w:p>
+    <w:p>
+      <w:pPr>
+        <w:ind w:firstLine="560"/>
+      </w:pPr>
+    </w:p>
+    <w:p>
+      <w:pPr>
+        <w:ind w:firstLine="560"/>
+      </w:pPr>
+    </w:p>
+    <w:p>
+      <w:pPr>
+        <w:ind w:firstLine="560"/>
+        <w:rPr>
+          <w:rFonts w:hint="eastAsia"/>
+        </w:rPr>
+      </w:pPr>
+    </w:p>
+    <w:p>
+      <w:pPr>
+        <w:ind w:firstLine="560"/>
+        <w:rPr>
+          <w:rFonts w:hint="eastAsia"/>
+        </w:rPr>
+      </w:pPr>
+      <w:r>
+        <w:rPr>
+          <w:rFonts w:hint="eastAsia"/>
+        </w:rPr>
+        <w:t>510+511+522=510.</w:t>
       </w:r>
     </w:p>
     <w:sectPr>
